--- a/report_fp8.docx
+++ b/report_fp8.docx
@@ -4077,7 +4077,7 @@
                 <w:b w:val="0"/>
                 <w:sz w:val="19"/>
               </w:rPr>
-              <w:t>数据搬运约占请求延迟 75%,是端到端提升的主要空间</w:t>
+              <w:t>数据搬运约占请求延迟 75%,是端到端提升的主要空间(详见第六节)</w:t>
             </w:r>
           </w:p>
         </w:tc>
@@ -4130,7 +4130,1117 @@
         <w:pStyle w:val="Heading1"/>
       </w:pPr>
       <w:r>
-        <w:t>六、说明</w:t>
+        <w:t>六、端到端 I/O 优化方向</w:t>
+      </w:r>
+    </w:p>
+    <w:p>
+      <w:pPr>
+        <w:spacing w:after="120"/>
+        <w:jc w:val="left"/>
+      </w:pPr>
+      <w:r>
+        <w:rPr>
+          <w:rFonts w:ascii="Calibri" w:hAnsi="Calibri" w:eastAsia="Microsoft YaHei"/>
+          <w:b w:val="0"/>
+          <w:i w:val="0"/>
+          <w:color w:val="606A76"/>
+          <w:sz w:val="18"/>
+        </w:rPr>
+        <w:t>现状:每次请求传输 FP32 输入 4.7 MB + FP32 原始输出 2.7 MB,I/O 相关环节约 12.8 ms,占请求延迟 75%(见 3.4)。以下为优化方案与数据量估算,延迟收益需实测确认。</w:t>
+      </w:r>
+    </w:p>
+    <w:p>
+      <w:pPr>
+        <w:pStyle w:val="Heading2"/>
+      </w:pPr>
+      <w:r>
+        <w:t>6.1 优化方案</w:t>
+      </w:r>
+    </w:p>
+    <w:tbl>
+      <w:tblPr>
+        <w:tblStyle w:val="TableGrid"/>
+        <w:tblW w:type="auto" w:w="0"/>
+        <w:jc w:val="center"/>
+        <w:tblLook w:firstColumn="1" w:firstRow="1" w:lastColumn="0" w:lastRow="0" w:noHBand="0" w:noVBand="1" w:val="04A0"/>
+      </w:tblPr>
+      <w:tblGrid>
+        <w:gridCol w:w="2412"/>
+        <w:gridCol w:w="2412"/>
+        <w:gridCol w:w="2412"/>
+        <w:gridCol w:w="2412"/>
+      </w:tblGrid>
+      <w:tr>
+        <w:tc>
+          <w:tcPr>
+            <w:tcW w:type="dxa" w:w="1656"/>
+            <w:shd w:val="clear" w:fill="1257A0"/>
+          </w:tcPr>
+          <w:p>
+            <w:pPr>
+              <w:spacing w:after="20" w:before="20"/>
+              <w:jc w:val="left"/>
+            </w:pPr>
+            <w:r/>
+            <w:r>
+              <w:rPr>
+                <w:rFonts w:ascii="Calibri" w:hAnsi="Calibri" w:eastAsia="Microsoft YaHei"/>
+                <w:b/>
+                <w:color w:val="FFFFFF"/>
+                <w:sz w:val="19"/>
+              </w:rPr>
+              <w:t>方案</w:t>
+            </w:r>
+          </w:p>
+        </w:tc>
+        <w:tc>
+          <w:tcPr>
+            <w:tcW w:type="dxa" w:w="4536"/>
+            <w:shd w:val="clear" w:fill="1257A0"/>
+          </w:tcPr>
+          <w:p>
+            <w:pPr>
+              <w:spacing w:after="20" w:before="20"/>
+              <w:jc w:val="center"/>
+            </w:pPr>
+            <w:r/>
+            <w:r>
+              <w:rPr>
+                <w:rFonts w:ascii="Calibri" w:hAnsi="Calibri" w:eastAsia="Microsoft YaHei"/>
+                <w:b/>
+                <w:color w:val="FFFFFF"/>
+                <w:sz w:val="19"/>
+              </w:rPr>
+              <w:t>做法</w:t>
+            </w:r>
+          </w:p>
+        </w:tc>
+        <w:tc>
+          <w:tcPr>
+            <w:tcW w:type="dxa" w:w="2376"/>
+            <w:shd w:val="clear" w:fill="1257A0"/>
+          </w:tcPr>
+          <w:p>
+            <w:pPr>
+              <w:spacing w:after="20" w:before="20"/>
+              <w:jc w:val="center"/>
+            </w:pPr>
+            <w:r/>
+            <w:r>
+              <w:rPr>
+                <w:rFonts w:ascii="Calibri" w:hAnsi="Calibri" w:eastAsia="Microsoft YaHei"/>
+                <w:b/>
+                <w:color w:val="FFFFFF"/>
+                <w:sz w:val="19"/>
+              </w:rPr>
+              <w:t>作用环节</w:t>
+            </w:r>
+          </w:p>
+        </w:tc>
+        <w:tc>
+          <w:tcPr>
+            <w:tcW w:type="dxa" w:w="1080"/>
+            <w:shd w:val="clear" w:fill="1257A0"/>
+          </w:tcPr>
+          <w:p>
+            <w:pPr>
+              <w:spacing w:after="20" w:before="20"/>
+              <w:jc w:val="center"/>
+            </w:pPr>
+            <w:r/>
+            <w:r>
+              <w:rPr>
+                <w:rFonts w:ascii="Calibri" w:hAnsi="Calibri" w:eastAsia="Microsoft YaHei"/>
+                <w:b/>
+                <w:color w:val="FFFFFF"/>
+                <w:sz w:val="19"/>
+              </w:rPr>
+              <w:t>改动</w:t>
+            </w:r>
+          </w:p>
+        </w:tc>
+      </w:tr>
+      <w:tr>
+        <w:tc>
+          <w:tcPr>
+            <w:tcW w:type="dxa" w:w="1656"/>
+          </w:tcPr>
+          <w:p>
+            <w:pPr>
+              <w:spacing w:after="20" w:before="20"/>
+              <w:jc w:val="left"/>
+            </w:pPr>
+            <w:r/>
+            <w:r>
+              <w:rPr>
+                <w:rFonts w:ascii="Calibri" w:hAnsi="Calibri" w:eastAsia="Microsoft YaHei"/>
+                <w:b w:val="0"/>
+                <w:sz w:val="19"/>
+              </w:rPr>
+              <w:t>uint8 输入</w:t>
+            </w:r>
+          </w:p>
+        </w:tc>
+        <w:tc>
+          <w:tcPr>
+            <w:tcW w:type="dxa" w:w="4536"/>
+          </w:tcPr>
+          <w:p>
+            <w:pPr>
+              <w:spacing w:after="20" w:before="20"/>
+              <w:jc w:val="center"/>
+            </w:pPr>
+            <w:r/>
+            <w:r>
+              <w:rPr>
+                <w:rFonts w:ascii="Calibri" w:hAnsi="Calibri" w:eastAsia="Microsoft YaHei"/>
+                <w:b w:val="0"/>
+                <w:sz w:val="19"/>
+              </w:rPr>
+              <w:t>客户端发送 uint8 图像;归一化(/255)与类型转换作为模型前置节点在 GPU 执行</w:t>
+            </w:r>
+          </w:p>
+        </w:tc>
+        <w:tc>
+          <w:tcPr>
+            <w:tcW w:type="dxa" w:w="2376"/>
+          </w:tcPr>
+          <w:p>
+            <w:pPr>
+              <w:spacing w:after="20" w:before="20"/>
+              <w:jc w:val="center"/>
+            </w:pPr>
+            <w:r/>
+            <w:r>
+              <w:rPr>
+                <w:rFonts w:ascii="Calibri" w:hAnsi="Calibri" w:eastAsia="Microsoft YaHei"/>
+                <w:b w:val="0"/>
+                <w:sz w:val="19"/>
+              </w:rPr>
+              <w:t>网络收发、输入拷贝、客户端发送</w:t>
+            </w:r>
+          </w:p>
+        </w:tc>
+        <w:tc>
+          <w:tcPr>
+            <w:tcW w:type="dxa" w:w="1080"/>
+          </w:tcPr>
+          <w:p>
+            <w:pPr>
+              <w:spacing w:after="20" w:before="20"/>
+              <w:jc w:val="center"/>
+            </w:pPr>
+            <w:r/>
+            <w:r>
+              <w:rPr>
+                <w:rFonts w:ascii="Calibri" w:hAnsi="Calibri" w:eastAsia="Microsoft YaHei"/>
+                <w:b w:val="0"/>
+                <w:sz w:val="19"/>
+              </w:rPr>
+              <w:t>低</w:t>
+            </w:r>
+          </w:p>
+        </w:tc>
+      </w:tr>
+      <w:tr>
+        <w:tc>
+          <w:tcPr>
+            <w:tcW w:type="dxa" w:w="1656"/>
+          </w:tcPr>
+          <w:p>
+            <w:pPr>
+              <w:spacing w:after="20" w:before="20"/>
+              <w:jc w:val="left"/>
+            </w:pPr>
+            <w:r/>
+            <w:r>
+              <w:rPr>
+                <w:rFonts w:ascii="Calibri" w:hAnsi="Calibri" w:eastAsia="Microsoft YaHei"/>
+                <w:b w:val="0"/>
+                <w:sz w:val="19"/>
+              </w:rPr>
+              <w:t>NMS 融入引擎</w:t>
+            </w:r>
+          </w:p>
+        </w:tc>
+        <w:tc>
+          <w:tcPr>
+            <w:tcW w:type="dxa" w:w="4536"/>
+          </w:tcPr>
+          <w:p>
+            <w:pPr>
+              <w:spacing w:after="20" w:before="20"/>
+              <w:jc w:val="center"/>
+            </w:pPr>
+            <w:r/>
+            <w:r>
+              <w:rPr>
+                <w:rFonts w:ascii="Calibri" w:hAnsi="Calibri" w:eastAsia="Microsoft YaHei"/>
+                <w:b w:val="0"/>
+                <w:sz w:val="19"/>
+              </w:rPr>
+              <w:t>导出时加入 TensorRT EfficientNMS,引擎直接输出 ≤ 300 个检测框</w:t>
+            </w:r>
+          </w:p>
+        </w:tc>
+        <w:tc>
+          <w:tcPr>
+            <w:tcW w:type="dxa" w:w="2376"/>
+          </w:tcPr>
+          <w:p>
+            <w:pPr>
+              <w:spacing w:after="20" w:before="20"/>
+              <w:jc w:val="center"/>
+            </w:pPr>
+            <w:r/>
+            <w:r>
+              <w:rPr>
+                <w:rFonts w:ascii="Calibri" w:hAnsi="Calibri" w:eastAsia="Microsoft YaHei"/>
+                <w:b w:val="0"/>
+                <w:sz w:val="19"/>
+              </w:rPr>
+              <w:t>输出拷贝、网络收发、客户端 NMS</w:t>
+            </w:r>
+          </w:p>
+        </w:tc>
+        <w:tc>
+          <w:tcPr>
+            <w:tcW w:type="dxa" w:w="1080"/>
+          </w:tcPr>
+          <w:p>
+            <w:pPr>
+              <w:spacing w:after="20" w:before="20"/>
+              <w:jc w:val="center"/>
+            </w:pPr>
+            <w:r/>
+            <w:r>
+              <w:rPr>
+                <w:rFonts w:ascii="Calibri" w:hAnsi="Calibri" w:eastAsia="Microsoft YaHei"/>
+                <w:b w:val="0"/>
+                <w:sz w:val="19"/>
+              </w:rPr>
+              <w:t>低</w:t>
+            </w:r>
+          </w:p>
+        </w:tc>
+      </w:tr>
+      <w:tr>
+        <w:tc>
+          <w:tcPr>
+            <w:tcW w:type="dxa" w:w="1656"/>
+          </w:tcPr>
+          <w:p>
+            <w:pPr>
+              <w:spacing w:after="20" w:before="20"/>
+              <w:jc w:val="left"/>
+            </w:pPr>
+            <w:r/>
+            <w:r>
+              <w:rPr>
+                <w:rFonts w:ascii="Calibri" w:hAnsi="Calibri" w:eastAsia="Microsoft YaHei"/>
+                <w:b w:val="0"/>
+                <w:sz w:val="19"/>
+              </w:rPr>
+              <w:t>JPEG + GPU 解码</w:t>
+            </w:r>
+          </w:p>
+        </w:tc>
+        <w:tc>
+          <w:tcPr>
+            <w:tcW w:type="dxa" w:w="4536"/>
+          </w:tcPr>
+          <w:p>
+            <w:pPr>
+              <w:spacing w:after="20" w:before="20"/>
+              <w:jc w:val="center"/>
+            </w:pPr>
+            <w:r/>
+            <w:r>
+              <w:rPr>
+                <w:rFonts w:ascii="Calibri" w:hAnsi="Calibri" w:eastAsia="Microsoft YaHei"/>
+                <w:b w:val="0"/>
+                <w:sz w:val="19"/>
+              </w:rPr>
+              <w:t>客户端发送 JPEG;Triton DALI 后端在 GPU 上解码、缩放、letterbox</w:t>
+            </w:r>
+          </w:p>
+        </w:tc>
+        <w:tc>
+          <w:tcPr>
+            <w:tcW w:type="dxa" w:w="2376"/>
+          </w:tcPr>
+          <w:p>
+            <w:pPr>
+              <w:spacing w:after="20" w:before="20"/>
+              <w:jc w:val="center"/>
+            </w:pPr>
+            <w:r/>
+            <w:r>
+              <w:rPr>
+                <w:rFonts w:ascii="Calibri" w:hAnsi="Calibri" w:eastAsia="Microsoft YaHei"/>
+                <w:b w:val="0"/>
+                <w:sz w:val="19"/>
+              </w:rPr>
+              <w:t>网络收发、客户端预处理</w:t>
+            </w:r>
+          </w:p>
+        </w:tc>
+        <w:tc>
+          <w:tcPr>
+            <w:tcW w:type="dxa" w:w="1080"/>
+          </w:tcPr>
+          <w:p>
+            <w:pPr>
+              <w:spacing w:after="20" w:before="20"/>
+              <w:jc w:val="center"/>
+            </w:pPr>
+            <w:r/>
+            <w:r>
+              <w:rPr>
+                <w:rFonts w:ascii="Calibri" w:hAnsi="Calibri" w:eastAsia="Microsoft YaHei"/>
+                <w:b w:val="0"/>
+                <w:sz w:val="19"/>
+              </w:rPr>
+              <w:t>中</w:t>
+            </w:r>
+          </w:p>
+        </w:tc>
+      </w:tr>
+      <w:tr>
+        <w:tc>
+          <w:tcPr>
+            <w:tcW w:type="dxa" w:w="1656"/>
+          </w:tcPr>
+          <w:p>
+            <w:pPr>
+              <w:spacing w:after="20" w:before="20"/>
+              <w:jc w:val="left"/>
+            </w:pPr>
+            <w:r/>
+            <w:r>
+              <w:rPr>
+                <w:rFonts w:ascii="Calibri" w:hAnsi="Calibri" w:eastAsia="Microsoft YaHei"/>
+                <w:b w:val="0"/>
+                <w:sz w:val="19"/>
+              </w:rPr>
+              <w:t>共享内存</w:t>
+            </w:r>
+          </w:p>
+        </w:tc>
+        <w:tc>
+          <w:tcPr>
+            <w:tcW w:type="dxa" w:w="4536"/>
+          </w:tcPr>
+          <w:p>
+            <w:pPr>
+              <w:spacing w:after="20" w:before="20"/>
+              <w:jc w:val="center"/>
+            </w:pPr>
+            <w:r/>
+            <w:r>
+              <w:rPr>
+                <w:rFonts w:ascii="Calibri" w:hAnsi="Calibri" w:eastAsia="Microsoft YaHei"/>
+                <w:b w:val="0"/>
+                <w:sz w:val="19"/>
+              </w:rPr>
+              <w:t>客户端与 Triton 同机时,用 CUDA / 系统共享内存传张量,免去 gRPC 序列化</w:t>
+            </w:r>
+          </w:p>
+        </w:tc>
+        <w:tc>
+          <w:tcPr>
+            <w:tcW w:type="dxa" w:w="2376"/>
+          </w:tcPr>
+          <w:p>
+            <w:pPr>
+              <w:spacing w:after="20" w:before="20"/>
+              <w:jc w:val="center"/>
+            </w:pPr>
+            <w:r/>
+            <w:r>
+              <w:rPr>
+                <w:rFonts w:ascii="Calibri" w:hAnsi="Calibri" w:eastAsia="Microsoft YaHei"/>
+                <w:b w:val="0"/>
+                <w:sz w:val="19"/>
+              </w:rPr>
+              <w:t>网络收发、序列化</w:t>
+            </w:r>
+          </w:p>
+        </w:tc>
+        <w:tc>
+          <w:tcPr>
+            <w:tcW w:type="dxa" w:w="1080"/>
+          </w:tcPr>
+          <w:p>
+            <w:pPr>
+              <w:spacing w:after="20" w:before="20"/>
+              <w:jc w:val="center"/>
+            </w:pPr>
+            <w:r/>
+            <w:r>
+              <w:rPr>
+                <w:rFonts w:ascii="Calibri" w:hAnsi="Calibri" w:eastAsia="Microsoft YaHei"/>
+                <w:b w:val="0"/>
+                <w:sz w:val="19"/>
+              </w:rPr>
+              <w:t>低(仅同机)</w:t>
+            </w:r>
+          </w:p>
+        </w:tc>
+      </w:tr>
+      <w:tr>
+        <w:tc>
+          <w:tcPr>
+            <w:tcW w:type="dxa" w:w="1656"/>
+          </w:tcPr>
+          <w:p>
+            <w:pPr>
+              <w:spacing w:after="20" w:before="20"/>
+              <w:jc w:val="left"/>
+            </w:pPr>
+            <w:r/>
+            <w:r>
+              <w:rPr>
+                <w:rFonts w:ascii="Calibri" w:hAnsi="Calibri" w:eastAsia="Microsoft YaHei"/>
+                <w:b w:val="0"/>
+                <w:sz w:val="19"/>
+              </w:rPr>
+              <w:t>多实例</w:t>
+            </w:r>
+          </w:p>
+        </w:tc>
+        <w:tc>
+          <w:tcPr>
+            <w:tcW w:type="dxa" w:w="4536"/>
+          </w:tcPr>
+          <w:p>
+            <w:pPr>
+              <w:spacing w:after="20" w:before="20"/>
+              <w:jc w:val="center"/>
+            </w:pPr>
+            <w:r/>
+            <w:r>
+              <w:rPr>
+                <w:rFonts w:ascii="Calibri" w:hAnsi="Calibri" w:eastAsia="Microsoft YaHei"/>
+                <w:b w:val="0"/>
+                <w:sz w:val="19"/>
+              </w:rPr>
+              <w:t>instance_group 设 2 个实例,使数据拷贝与 GPU 计算重叠</w:t>
+            </w:r>
+          </w:p>
+        </w:tc>
+        <w:tc>
+          <w:tcPr>
+            <w:tcW w:type="dxa" w:w="2376"/>
+          </w:tcPr>
+          <w:p>
+            <w:pPr>
+              <w:spacing w:after="20" w:before="20"/>
+              <w:jc w:val="center"/>
+            </w:pPr>
+            <w:r/>
+            <w:r>
+              <w:rPr>
+                <w:rFonts w:ascii="Calibri" w:hAnsi="Calibri" w:eastAsia="Microsoft YaHei"/>
+                <w:b w:val="0"/>
+                <w:sz w:val="19"/>
+              </w:rPr>
+              <w:t>排队、输入 / 输出拷贝</w:t>
+            </w:r>
+          </w:p>
+        </w:tc>
+        <w:tc>
+          <w:tcPr>
+            <w:tcW w:type="dxa" w:w="1080"/>
+          </w:tcPr>
+          <w:p>
+            <w:pPr>
+              <w:spacing w:after="20" w:before="20"/>
+              <w:jc w:val="center"/>
+            </w:pPr>
+            <w:r/>
+            <w:r>
+              <w:rPr>
+                <w:rFonts w:ascii="Calibri" w:hAnsi="Calibri" w:eastAsia="Microsoft YaHei"/>
+                <w:b w:val="0"/>
+                <w:sz w:val="19"/>
+              </w:rPr>
+              <w:t>低</w:t>
+            </w:r>
+          </w:p>
+        </w:tc>
+      </w:tr>
+    </w:tbl>
+    <w:p>
+      <w:pPr>
+        <w:pStyle w:val="Heading2"/>
+      </w:pPr>
+      <w:r>
+        <w:t>6.2 单次请求数据量(640×640)</w:t>
+      </w:r>
+    </w:p>
+    <w:tbl>
+      <w:tblPr>
+        <w:tblStyle w:val="TableGrid"/>
+        <w:tblW w:type="auto" w:w="0"/>
+        <w:jc w:val="center"/>
+        <w:tblLook w:firstColumn="1" w:firstRow="1" w:lastColumn="0" w:lastRow="0" w:noHBand="0" w:noVBand="1" w:val="04A0"/>
+      </w:tblPr>
+      <w:tblGrid>
+        <w:gridCol w:w="1930"/>
+        <w:gridCol w:w="1930"/>
+        <w:gridCol w:w="1930"/>
+        <w:gridCol w:w="1930"/>
+        <w:gridCol w:w="1930"/>
+      </w:tblGrid>
+      <w:tr>
+        <w:tc>
+          <w:tcPr>
+            <w:tcW w:type="dxa" w:w="3312"/>
+            <w:shd w:val="clear" w:fill="1257A0"/>
+          </w:tcPr>
+          <w:p>
+            <w:pPr>
+              <w:spacing w:after="20" w:before="20"/>
+              <w:jc w:val="left"/>
+            </w:pPr>
+            <w:r/>
+            <w:r>
+              <w:rPr>
+                <w:rFonts w:ascii="Calibri" w:hAnsi="Calibri" w:eastAsia="Microsoft YaHei"/>
+                <w:b/>
+                <w:color w:val="FFFFFF"/>
+                <w:sz w:val="19"/>
+              </w:rPr>
+              <w:t>组合</w:t>
+            </w:r>
+          </w:p>
+        </w:tc>
+        <w:tc>
+          <w:tcPr>
+            <w:tcW w:type="dxa" w:w="1440"/>
+            <w:shd w:val="clear" w:fill="1257A0"/>
+          </w:tcPr>
+          <w:p>
+            <w:pPr>
+              <w:spacing w:after="20" w:before="20"/>
+              <w:jc w:val="center"/>
+            </w:pPr>
+            <w:r/>
+            <w:r>
+              <w:rPr>
+                <w:rFonts w:ascii="Calibri" w:hAnsi="Calibri" w:eastAsia="Microsoft YaHei"/>
+                <w:b/>
+                <w:color w:val="FFFFFF"/>
+                <w:sz w:val="19"/>
+              </w:rPr>
+              <w:t>输入</w:t>
+            </w:r>
+          </w:p>
+        </w:tc>
+        <w:tc>
+          <w:tcPr>
+            <w:tcW w:type="dxa" w:w="1440"/>
+            <w:shd w:val="clear" w:fill="1257A0"/>
+          </w:tcPr>
+          <w:p>
+            <w:pPr>
+              <w:spacing w:after="20" w:before="20"/>
+              <w:jc w:val="center"/>
+            </w:pPr>
+            <w:r/>
+            <w:r>
+              <w:rPr>
+                <w:rFonts w:ascii="Calibri" w:hAnsi="Calibri" w:eastAsia="Microsoft YaHei"/>
+                <w:b/>
+                <w:color w:val="FFFFFF"/>
+                <w:sz w:val="19"/>
+              </w:rPr>
+              <w:t>输出</w:t>
+            </w:r>
+          </w:p>
+        </w:tc>
+        <w:tc>
+          <w:tcPr>
+            <w:tcW w:type="dxa" w:w="1440"/>
+            <w:shd w:val="clear" w:fill="1257A0"/>
+          </w:tcPr>
+          <w:p>
+            <w:pPr>
+              <w:spacing w:after="20" w:before="20"/>
+              <w:jc w:val="center"/>
+            </w:pPr>
+            <w:r/>
+            <w:r>
+              <w:rPr>
+                <w:rFonts w:ascii="Calibri" w:hAnsi="Calibri" w:eastAsia="Microsoft YaHei"/>
+                <w:b/>
+                <w:color w:val="FFFFFF"/>
+                <w:sz w:val="19"/>
+              </w:rPr>
+              <w:t>合计</w:t>
+            </w:r>
+          </w:p>
+        </w:tc>
+        <w:tc>
+          <w:tcPr>
+            <w:tcW w:type="dxa" w:w="1440"/>
+            <w:shd w:val="clear" w:fill="1257A0"/>
+          </w:tcPr>
+          <w:p>
+            <w:pPr>
+              <w:spacing w:after="20" w:before="20"/>
+              <w:jc w:val="center"/>
+            </w:pPr>
+            <w:r/>
+            <w:r>
+              <w:rPr>
+                <w:rFonts w:ascii="Calibri" w:hAnsi="Calibri" w:eastAsia="Microsoft YaHei"/>
+                <w:b/>
+                <w:color w:val="FFFFFF"/>
+                <w:sz w:val="19"/>
+              </w:rPr>
+              <w:t>相对现状</w:t>
+            </w:r>
+          </w:p>
+        </w:tc>
+      </w:tr>
+      <w:tr>
+        <w:tc>
+          <w:tcPr>
+            <w:tcW w:type="dxa" w:w="3312"/>
+          </w:tcPr>
+          <w:p>
+            <w:pPr>
+              <w:spacing w:after="20" w:before="20"/>
+              <w:jc w:val="left"/>
+            </w:pPr>
+            <w:r/>
+            <w:r>
+              <w:rPr>
+                <w:rFonts w:ascii="Calibri" w:hAnsi="Calibri" w:eastAsia="Microsoft YaHei"/>
+                <w:b w:val="0"/>
+                <w:sz w:val="19"/>
+              </w:rPr>
+              <w:t>现状:FP32 输入 + 原始输出</w:t>
+            </w:r>
+          </w:p>
+        </w:tc>
+        <w:tc>
+          <w:tcPr>
+            <w:tcW w:type="dxa" w:w="1440"/>
+          </w:tcPr>
+          <w:p>
+            <w:pPr>
+              <w:spacing w:after="20" w:before="20"/>
+              <w:jc w:val="center"/>
+            </w:pPr>
+            <w:r/>
+            <w:r>
+              <w:rPr>
+                <w:rFonts w:ascii="Calibri" w:hAnsi="Calibri" w:eastAsia="Microsoft YaHei"/>
+                <w:b w:val="0"/>
+                <w:sz w:val="19"/>
+              </w:rPr>
+              <w:t>4.7 MB</w:t>
+            </w:r>
+          </w:p>
+        </w:tc>
+        <w:tc>
+          <w:tcPr>
+            <w:tcW w:type="dxa" w:w="1440"/>
+          </w:tcPr>
+          <w:p>
+            <w:pPr>
+              <w:spacing w:after="20" w:before="20"/>
+              <w:jc w:val="center"/>
+            </w:pPr>
+            <w:r/>
+            <w:r>
+              <w:rPr>
+                <w:rFonts w:ascii="Calibri" w:hAnsi="Calibri" w:eastAsia="Microsoft YaHei"/>
+                <w:b w:val="0"/>
+                <w:sz w:val="19"/>
+              </w:rPr>
+              <w:t>2.7 MB</w:t>
+            </w:r>
+          </w:p>
+        </w:tc>
+        <w:tc>
+          <w:tcPr>
+            <w:tcW w:type="dxa" w:w="1440"/>
+          </w:tcPr>
+          <w:p>
+            <w:pPr>
+              <w:spacing w:after="20" w:before="20"/>
+              <w:jc w:val="center"/>
+            </w:pPr>
+            <w:r/>
+            <w:r>
+              <w:rPr>
+                <w:rFonts w:ascii="Calibri" w:hAnsi="Calibri" w:eastAsia="Microsoft YaHei"/>
+                <w:b w:val="0"/>
+                <w:sz w:val="19"/>
+              </w:rPr>
+              <w:t>7.4 MB</w:t>
+            </w:r>
+          </w:p>
+        </w:tc>
+        <w:tc>
+          <w:tcPr>
+            <w:tcW w:type="dxa" w:w="1440"/>
+          </w:tcPr>
+          <w:p>
+            <w:pPr>
+              <w:spacing w:after="20" w:before="20"/>
+              <w:jc w:val="center"/>
+            </w:pPr>
+            <w:r/>
+            <w:r>
+              <w:rPr>
+                <w:rFonts w:ascii="Calibri" w:hAnsi="Calibri" w:eastAsia="Microsoft YaHei"/>
+                <w:b w:val="0"/>
+                <w:sz w:val="19"/>
+              </w:rPr>
+              <w:t>—</w:t>
+            </w:r>
+          </w:p>
+        </w:tc>
+      </w:tr>
+      <w:tr>
+        <w:tc>
+          <w:tcPr>
+            <w:tcW w:type="dxa" w:w="3312"/>
+          </w:tcPr>
+          <w:p>
+            <w:pPr>
+              <w:spacing w:after="20" w:before="20"/>
+              <w:jc w:val="left"/>
+            </w:pPr>
+            <w:r/>
+            <w:r>
+              <w:rPr>
+                <w:rFonts w:ascii="Calibri" w:hAnsi="Calibri" w:eastAsia="Microsoft YaHei"/>
+                <w:b w:val="0"/>
+                <w:sz w:val="19"/>
+              </w:rPr>
+              <w:t>uint8 输入</w:t>
+            </w:r>
+          </w:p>
+        </w:tc>
+        <w:tc>
+          <w:tcPr>
+            <w:tcW w:type="dxa" w:w="1440"/>
+          </w:tcPr>
+          <w:p>
+            <w:pPr>
+              <w:spacing w:after="20" w:before="20"/>
+              <w:jc w:val="center"/>
+            </w:pPr>
+            <w:r/>
+            <w:r>
+              <w:rPr>
+                <w:rFonts w:ascii="Calibri" w:hAnsi="Calibri" w:eastAsia="Microsoft YaHei"/>
+                <w:b w:val="0"/>
+                <w:sz w:val="19"/>
+              </w:rPr>
+              <w:t>1.2 MB</w:t>
+            </w:r>
+          </w:p>
+        </w:tc>
+        <w:tc>
+          <w:tcPr>
+            <w:tcW w:type="dxa" w:w="1440"/>
+          </w:tcPr>
+          <w:p>
+            <w:pPr>
+              <w:spacing w:after="20" w:before="20"/>
+              <w:jc w:val="center"/>
+            </w:pPr>
+            <w:r/>
+            <w:r>
+              <w:rPr>
+                <w:rFonts w:ascii="Calibri" w:hAnsi="Calibri" w:eastAsia="Microsoft YaHei"/>
+                <w:b w:val="0"/>
+                <w:sz w:val="19"/>
+              </w:rPr>
+              <w:t>2.7 MB</w:t>
+            </w:r>
+          </w:p>
+        </w:tc>
+        <w:tc>
+          <w:tcPr>
+            <w:tcW w:type="dxa" w:w="1440"/>
+          </w:tcPr>
+          <w:p>
+            <w:pPr>
+              <w:spacing w:after="20" w:before="20"/>
+              <w:jc w:val="center"/>
+            </w:pPr>
+            <w:r/>
+            <w:r>
+              <w:rPr>
+                <w:rFonts w:ascii="Calibri" w:hAnsi="Calibri" w:eastAsia="Microsoft YaHei"/>
+                <w:b w:val="0"/>
+                <w:sz w:val="19"/>
+              </w:rPr>
+              <w:t>3.9 MB</w:t>
+            </w:r>
+          </w:p>
+        </w:tc>
+        <w:tc>
+          <w:tcPr>
+            <w:tcW w:type="dxa" w:w="1440"/>
+          </w:tcPr>
+          <w:p>
+            <w:pPr>
+              <w:spacing w:after="20" w:before="20"/>
+              <w:jc w:val="center"/>
+            </w:pPr>
+            <w:r/>
+            <w:r>
+              <w:rPr>
+                <w:rFonts w:ascii="Calibri" w:hAnsi="Calibri" w:eastAsia="Microsoft YaHei"/>
+                <w:b w:val="0"/>
+                <w:sz w:val="19"/>
+              </w:rPr>
+              <w:t>−47%</w:t>
+            </w:r>
+          </w:p>
+        </w:tc>
+      </w:tr>
+      <w:tr>
+        <w:tc>
+          <w:tcPr>
+            <w:tcW w:type="dxa" w:w="3312"/>
+            <w:shd w:val="clear" w:fill="E7F0FA"/>
+          </w:tcPr>
+          <w:p>
+            <w:pPr>
+              <w:spacing w:after="20" w:before="20"/>
+              <w:jc w:val="left"/>
+            </w:pPr>
+            <w:r/>
+            <w:r>
+              <w:rPr>
+                <w:rFonts w:ascii="Calibri" w:hAnsi="Calibri" w:eastAsia="Microsoft YaHei"/>
+                <w:b/>
+                <w:sz w:val="19"/>
+              </w:rPr>
+              <w:t>uint8 输入 + NMS 融入引擎</w:t>
+            </w:r>
+          </w:p>
+        </w:tc>
+        <w:tc>
+          <w:tcPr>
+            <w:tcW w:type="dxa" w:w="1440"/>
+            <w:shd w:val="clear" w:fill="E7F0FA"/>
+          </w:tcPr>
+          <w:p>
+            <w:pPr>
+              <w:spacing w:after="20" w:before="20"/>
+              <w:jc w:val="center"/>
+            </w:pPr>
+            <w:r/>
+            <w:r>
+              <w:rPr>
+                <w:rFonts w:ascii="Calibri" w:hAnsi="Calibri" w:eastAsia="Microsoft YaHei"/>
+                <w:b/>
+                <w:sz w:val="19"/>
+              </w:rPr>
+              <w:t>1.2 MB</w:t>
+            </w:r>
+          </w:p>
+        </w:tc>
+        <w:tc>
+          <w:tcPr>
+            <w:tcW w:type="dxa" w:w="1440"/>
+            <w:shd w:val="clear" w:fill="E7F0FA"/>
+          </w:tcPr>
+          <w:p>
+            <w:pPr>
+              <w:spacing w:after="20" w:before="20"/>
+              <w:jc w:val="center"/>
+            </w:pPr>
+            <w:r/>
+            <w:r>
+              <w:rPr>
+                <w:rFonts w:ascii="Calibri" w:hAnsi="Calibri" w:eastAsia="Microsoft YaHei"/>
+                <w:b/>
+                <w:sz w:val="19"/>
+              </w:rPr>
+              <w:t>&lt; 0.01 MB</w:t>
+            </w:r>
+          </w:p>
+        </w:tc>
+        <w:tc>
+          <w:tcPr>
+            <w:tcW w:type="dxa" w:w="1440"/>
+            <w:shd w:val="clear" w:fill="E7F0FA"/>
+          </w:tcPr>
+          <w:p>
+            <w:pPr>
+              <w:spacing w:after="20" w:before="20"/>
+              <w:jc w:val="center"/>
+            </w:pPr>
+            <w:r/>
+            <w:r>
+              <w:rPr>
+                <w:rFonts w:ascii="Calibri" w:hAnsi="Calibri" w:eastAsia="Microsoft YaHei"/>
+                <w:b/>
+                <w:sz w:val="19"/>
+              </w:rPr>
+              <w:t>1.2 MB</w:t>
+            </w:r>
+          </w:p>
+        </w:tc>
+        <w:tc>
+          <w:tcPr>
+            <w:tcW w:type="dxa" w:w="1440"/>
+            <w:shd w:val="clear" w:fill="E7F0FA"/>
+          </w:tcPr>
+          <w:p>
+            <w:pPr>
+              <w:spacing w:after="20" w:before="20"/>
+              <w:jc w:val="center"/>
+            </w:pPr>
+            <w:r/>
+            <w:r>
+              <w:rPr>
+                <w:rFonts w:ascii="Calibri" w:hAnsi="Calibri" w:eastAsia="Microsoft YaHei"/>
+                <w:b/>
+                <w:sz w:val="19"/>
+              </w:rPr>
+              <w:t>−84%</w:t>
+            </w:r>
+          </w:p>
+        </w:tc>
+      </w:tr>
+      <w:tr>
+        <w:tc>
+          <w:tcPr>
+            <w:tcW w:type="dxa" w:w="3312"/>
+          </w:tcPr>
+          <w:p>
+            <w:pPr>
+              <w:spacing w:after="20" w:before="20"/>
+              <w:jc w:val="left"/>
+            </w:pPr>
+            <w:r/>
+            <w:r>
+              <w:rPr>
+                <w:rFonts w:ascii="Calibri" w:hAnsi="Calibri" w:eastAsia="Microsoft YaHei"/>
+                <w:b w:val="0"/>
+                <w:sz w:val="19"/>
+              </w:rPr>
+              <w:t>JPEG + NMS 融入引擎</w:t>
+            </w:r>
+          </w:p>
+        </w:tc>
+        <w:tc>
+          <w:tcPr>
+            <w:tcW w:type="dxa" w:w="1440"/>
+          </w:tcPr>
+          <w:p>
+            <w:pPr>
+              <w:spacing w:after="20" w:before="20"/>
+              <w:jc w:val="center"/>
+            </w:pPr>
+            <w:r/>
+            <w:r>
+              <w:rPr>
+                <w:rFonts w:ascii="Calibri" w:hAnsi="Calibri" w:eastAsia="Microsoft YaHei"/>
+                <w:b w:val="0"/>
+                <w:sz w:val="19"/>
+              </w:rPr>
+              <w:t>约 0.1 MB</w:t>
+            </w:r>
+          </w:p>
+        </w:tc>
+        <w:tc>
+          <w:tcPr>
+            <w:tcW w:type="dxa" w:w="1440"/>
+          </w:tcPr>
+          <w:p>
+            <w:pPr>
+              <w:spacing w:after="20" w:before="20"/>
+              <w:jc w:val="center"/>
+            </w:pPr>
+            <w:r/>
+            <w:r>
+              <w:rPr>
+                <w:rFonts w:ascii="Calibri" w:hAnsi="Calibri" w:eastAsia="Microsoft YaHei"/>
+                <w:b w:val="0"/>
+                <w:sz w:val="19"/>
+              </w:rPr>
+              <w:t>&lt; 0.01 MB</w:t>
+            </w:r>
+          </w:p>
+        </w:tc>
+        <w:tc>
+          <w:tcPr>
+            <w:tcW w:type="dxa" w:w="1440"/>
+          </w:tcPr>
+          <w:p>
+            <w:pPr>
+              <w:spacing w:after="20" w:before="20"/>
+              <w:jc w:val="center"/>
+            </w:pPr>
+            <w:r/>
+            <w:r>
+              <w:rPr>
+                <w:rFonts w:ascii="Calibri" w:hAnsi="Calibri" w:eastAsia="Microsoft YaHei"/>
+                <w:b w:val="0"/>
+                <w:sz w:val="19"/>
+              </w:rPr>
+              <w:t>约 0.1 MB</w:t>
+            </w:r>
+          </w:p>
+        </w:tc>
+        <w:tc>
+          <w:tcPr>
+            <w:tcW w:type="dxa" w:w="1440"/>
+          </w:tcPr>
+          <w:p>
+            <w:pPr>
+              <w:spacing w:after="20" w:before="20"/>
+              <w:jc w:val="center"/>
+            </w:pPr>
+            <w:r/>
+            <w:r>
+              <w:rPr>
+                <w:rFonts w:ascii="Calibri" w:hAnsi="Calibri" w:eastAsia="Microsoft YaHei"/>
+                <w:b w:val="0"/>
+                <w:sz w:val="19"/>
+              </w:rPr>
+              <w:t>约 −98%</w:t>
+            </w:r>
+          </w:p>
+        </w:tc>
+      </w:tr>
+    </w:tbl>
+    <w:p>
+      <w:pPr>
+        <w:spacing w:after="120"/>
+        <w:jc w:val="left"/>
+      </w:pPr>
+      <w:r>
+        <w:rPr>
+          <w:rFonts w:ascii="Calibri" w:hAnsi="Calibri" w:eastAsia="Microsoft YaHei"/>
+          <w:b w:val="0"/>
+          <w:i w:val="0"/>
+          <w:color w:val="606A76"/>
+          <w:sz w:val="18"/>
+        </w:rPr>
+        <w:t>建议先做 uint8 输入 + NMS 融入引擎:改动小,数据量 −84%。I/O 降下来后,FP8 的 GPU 收益才能在端到端体现。JPEG 大小随图像内容与压缩质量变化。</w:t>
+      </w:r>
+    </w:p>
+    <w:p>
+      <w:pPr>
+        <w:pStyle w:val="Heading1"/>
+      </w:pPr>
+      <w:r>
+        <w:t>七、说明</w:t>
       </w:r>
     </w:p>
     <w:p>

--- a/report_fp8.docx
+++ b/report_fp8.docx
@@ -4146,7 +4146,7 @@
           <w:color w:val="606A76"/>
           <w:sz w:val="18"/>
         </w:rPr>
-        <w:t>现状:每次请求传输 FP32 输入 4.7 MB + FP32 原始输出 2.7 MB,I/O 相关环节约 12.8 ms,占请求延迟 75%(见 3.4)。以下为优化方案与数据量估算,延迟收益需实测确认。</w:t>
+        <w:t>现状指本测试口径:Ultralytics 默认导出的模型输入为 FP32 归一化张量,客户端需先 /255 转 float32 再发送;每次请求传输输入 4.7 MB + 原始输出 2.7 MB,I/O 相关环节约 12.8 ms,占请求延迟 75%(见 3.4)。以下为优化方案与数据量估算,延迟收益需实测确认。</w:t>
       </w:r>
     </w:p>
     <w:p>
@@ -4297,7 +4297,7 @@
                 <w:b w:val="0"/>
                 <w:sz w:val="19"/>
               </w:rPr>
-              <w:t>客户端发送 uint8 图像;归一化(/255)与类型转换作为模型前置节点在 GPU 执行</w:t>
+              <w:t>模型前端加入 uint8→FP32 转换与 /255(重新导出 ONNX,随引擎在 GPU 执行);Triton 输入改为 UINT8;客户端直接发送 letterbox 后的 uint8 图像</w:t>
             </w:r>
           </w:p>
         </w:tc>
@@ -5232,7 +5232,7 @@
           <w:color w:val="606A76"/>
           <w:sz w:val="18"/>
         </w:rPr>
-        <w:t>建议先做 uint8 输入 + NMS 融入引擎:改动小,数据量 −84%。I/O 降下来后,FP8 的 GPU 收益才能在端到端体现。JPEG 大小随图像内容与压缩质量变化。</w:t>
+        <w:t>建议先做 uint8 输入 + NMS 融入引擎:改动小,数据量 −84%。I/O 降下来后,FP8 的 GPU 收益才能在端到端体现。若线上已发送 uint8(由 Triton 前置预处理模型转换为 FP32),网络传输已优化,剩余收益在于将该转换移入 TensorRT 引擎在 GPU 执行。JPEG 大小随图像内容与压缩质量变化。</w:t>
       </w:r>
     </w:p>
     <w:p>

--- a/report_fp8.docx
+++ b/report_fp8.docx
@@ -5232,7 +5232,7 @@
           <w:color w:val="606A76"/>
           <w:sz w:val="18"/>
         </w:rPr>
-        <w:t>建议先做 uint8 输入 + NMS 融入引擎:改动小,数据量 −84%。I/O 降下来后,FP8 的 GPU 收益才能在端到端体现。若线上已发送 uint8(由 Triton 前置预处理模型转换为 FP32),网络传输已优化,剩余收益在于将该转换移入 TensorRT 引擎在 GPU 执行。JPEG 大小随图像内容与压缩质量变化。</w:t>
+        <w:t>建议先做 uint8 输入 + NMS 融入引擎:改动小,数据量 −84%。I/O 降下来后,FP8 的 GPU 收益才能在端到端体现。若线上已发送 uint8(由 Triton 前置预处理模型转换为 FP32),网络传输已优化,剩余收益在于将该转换移入 TensorRT 引擎在 GPU 执行。改为 uint8 输入后,FP8 量化的校准数据须同步改为 0–255 的 uint8,否则量化 scale 偏差 255 倍,精度失效。JPEG 大小随图像内容与压缩质量变化。</w:t>
       </w:r>
     </w:p>
     <w:p>
